--- a/src/Tests/Samples.VerifyWord.verified.docx
+++ b/src/Tests/Samples.VerifyWord.verified.docx
@@ -1,8 +1,33 @@
 
 <file path=word/document.xml><?xml version="1.0" encoding="utf-8"?>
 <w:document xmlns:wpc="http://schemas.microsoft.com/office/word/2010/wordprocessingCanvas" xmlns:cx="http://schemas.microsoft.com/office/drawing/2014/chartex" xmlns:cx1="http://schemas.microsoft.com/office/drawing/2015/9/8/chartex" xmlns:cx2="http://schemas.microsoft.com/office/drawing/2015/10/21/chartex" xmlns:cx3="http://schemas.microsoft.com/office/drawing/2016/5/9/chartex" xmlns:cx4="http://schemas.microsoft.com/office/drawing/2016/5/10/chartex" xmlns:cx5="http://schemas.microsoft.com/office/drawing/2016/5/11/chartex" xmlns:mc="http://schemas.openxmlformats.org/markup-compatibility/2006" xmlns:o="urn:schemas-microsoft-com:office:office" xmlns:r="http://schemas.openxmlformats.org/officeDocument/2006/relationships" xmlns:m="http://schemas.openxmlformats.org/officeDocument/2006/math" xmlns:v="urn:schemas-microsoft-com:vml" xmlns:wp14="http://schemas.microsoft.com/office/word/2010/wordprocessingDrawing" xmlns:wp="http://schemas.openxmlformats.org/drawingml/2006/wordprocessingDrawing" xmlns:w10="urn:schemas-microsoft-com:office:word" xmlns:w="http://schemas.openxmlformats.org/wordprocessingml/2006/main" xmlns:w14="http://schemas.microsoft.com/office/word/2010/wordml" xmlns:w15="http://schemas.microsoft.com/office/word/2012/wordml" xmlns:wne="http://schemas.microsoft.com/office/word/2006/wordml" xmlns:wpg="http://schemas.microsoft.com/office/word/2010/wordprocessingGroup" xmlns:wpi="http://schemas.microsoft.com/office/word/2010/wordprocessingInk" xmlns:wps="http://schemas.microsoft.com/office/word/2010/wordprocessingShape" mc:Ignorable="w14 w15 wp14">
-  <!-- Generated by Aspose.Words for .NET 26.6.0 -->
+  <!-- Generated by Aspose.Words for .NET 26.9.0 -->
   <w:body>
+    <w:p>
+      <w:pPr>
+        <w:rPr>
+          <w:rStyle w:val="Hyperlink"/>
+          <w:b/>
+        </w:rPr>
+      </w:pPr>
+      <w:r>
+        <w:rPr>
+          <w:b/>
+          <w:color w:val="FF0000"/>
+          <w:sz w:val="24"/>
+        </w:rPr>
+        <w:t xml:space="preserve">Created with an evaluation copy of Aspose.Words. To remove all limitations, you can use Free Temporary License </w:t>
+      </w:r>
+      <w:hyperlink r:id="DeterministicId8" w:history="1">
+        <w:r>
+          <w:rPr>
+            <w:rStyle w:val="Hyperlink"/>
+            <w:b/>
+          </w:rPr>
+          <w:t>https://products.aspose.com/words/temporary-license/</w:t>
+        </w:r>
+      </w:hyperlink>
+    </w:p>
     <w:p>
       <w:pPr>
         <w:pStyle w:val="Title"/>
@@ -672,6 +697,16 @@
 <file path=word/footer1.xml><?xml version="1.0" encoding="utf-8"?>
 <w:ftr xmlns:wpc="http://schemas.microsoft.com/office/word/2010/wordprocessingCanvas" xmlns:cx="http://schemas.microsoft.com/office/drawing/2014/chartex" xmlns:cx1="http://schemas.microsoft.com/office/drawing/2015/9/8/chartex" xmlns:cx2="http://schemas.microsoft.com/office/drawing/2015/10/21/chartex" xmlns:cx3="http://schemas.microsoft.com/office/drawing/2016/5/9/chartex" xmlns:cx4="http://schemas.microsoft.com/office/drawing/2016/5/10/chartex" xmlns:cx5="http://schemas.microsoft.com/office/drawing/2016/5/11/chartex" xmlns:mc="http://schemas.openxmlformats.org/markup-compatibility/2006" xmlns:o="urn:schemas-microsoft-com:office:office" xmlns:r="http://schemas.openxmlformats.org/officeDocument/2006/relationships" xmlns:m="http://schemas.openxmlformats.org/officeDocument/2006/math" xmlns:v="urn:schemas-microsoft-com:vml" xmlns:wp14="http://schemas.microsoft.com/office/word/2010/wordprocessingDrawing" xmlns:wp="http://schemas.openxmlformats.org/drawingml/2006/wordprocessingDrawing" xmlns:w10="urn:schemas-microsoft-com:office:word" xmlns:w="http://schemas.openxmlformats.org/wordprocessingml/2006/main" xmlns:w14="http://schemas.microsoft.com/office/word/2010/wordml" xmlns:w15="http://schemas.microsoft.com/office/word/2012/wordml" xmlns:wne="http://schemas.microsoft.com/office/word/2006/wordml" xmlns:wpg="http://schemas.microsoft.com/office/word/2010/wordprocessingGroup" xmlns:wpi="http://schemas.microsoft.com/office/word/2010/wordprocessingInk" xmlns:wps="http://schemas.microsoft.com/office/word/2010/wordprocessingShape" mc:Ignorable="w14 w15 wp14">
   <w:p>
+    <w:r>
+      <w:rPr>
+        <w:b/>
+        <w:color w:val="FF0000"/>
+        <w:sz w:val="24"/>
+      </w:rPr>
+      <w:t>Evaluation Only. Created with Aspose.Words. Copyright 2003-2026 Aspose Pty Ltd.</w:t>
+    </w:r>
+  </w:p>
+  <w:p>
     <w:pPr>
       <w:pStyle w:val="Footer"/>
     </w:pPr>
@@ -681,6 +716,16 @@
 
 <file path=word/footer2.xml><?xml version="1.0" encoding="utf-8"?>
 <w:ftr xmlns:wpc="http://schemas.microsoft.com/office/word/2010/wordprocessingCanvas" xmlns:cx="http://schemas.microsoft.com/office/drawing/2014/chartex" xmlns:cx1="http://schemas.microsoft.com/office/drawing/2015/9/8/chartex" xmlns:cx2="http://schemas.microsoft.com/office/drawing/2015/10/21/chartex" xmlns:cx3="http://schemas.microsoft.com/office/drawing/2016/5/9/chartex" xmlns:cx4="http://schemas.microsoft.com/office/drawing/2016/5/10/chartex" xmlns:cx5="http://schemas.microsoft.com/office/drawing/2016/5/11/chartex" xmlns:mc="http://schemas.openxmlformats.org/markup-compatibility/2006" xmlns:o="urn:schemas-microsoft-com:office:office" xmlns:r="http://schemas.openxmlformats.org/officeDocument/2006/relationships" xmlns:m="http://schemas.openxmlformats.org/officeDocument/2006/math" xmlns:v="urn:schemas-microsoft-com:vml" xmlns:wp14="http://schemas.microsoft.com/office/word/2010/wordprocessingDrawing" xmlns:wp="http://schemas.openxmlformats.org/drawingml/2006/wordprocessingDrawing" xmlns:w10="urn:schemas-microsoft-com:office:word" xmlns:w="http://schemas.openxmlformats.org/wordprocessingml/2006/main" xmlns:w14="http://schemas.microsoft.com/office/word/2010/wordml" xmlns:w15="http://schemas.microsoft.com/office/word/2012/wordml" xmlns:wne="http://schemas.microsoft.com/office/word/2006/wordml" xmlns:wpg="http://schemas.microsoft.com/office/word/2010/wordprocessingGroup" xmlns:wpi="http://schemas.microsoft.com/office/word/2010/wordprocessingInk" xmlns:wps="http://schemas.microsoft.com/office/word/2010/wordprocessingShape" mc:Ignorable="w14 w15 wp14">
+  <w:p>
+    <w:r>
+      <w:rPr>
+        <w:b/>
+        <w:color w:val="FF0000"/>
+        <w:sz w:val="24"/>
+      </w:rPr>
+      <w:t>Evaluation Only. Created with Aspose.Words. Copyright 2003-2026 Aspose Pty Ltd.</w:t>
+    </w:r>
+  </w:p>
   <w:p>
     <w:pPr>
       <w:pStyle w:val="Footer"/>
@@ -713,6 +758,16 @@
 <file path=word/footer3.xml><?xml version="1.0" encoding="utf-8"?>
 <w:ftr xmlns:wpc="http://schemas.microsoft.com/office/word/2010/wordprocessingCanvas" xmlns:cx="http://schemas.microsoft.com/office/drawing/2014/chartex" xmlns:cx1="http://schemas.microsoft.com/office/drawing/2015/9/8/chartex" xmlns:cx2="http://schemas.microsoft.com/office/drawing/2015/10/21/chartex" xmlns:cx3="http://schemas.microsoft.com/office/drawing/2016/5/9/chartex" xmlns:cx4="http://schemas.microsoft.com/office/drawing/2016/5/10/chartex" xmlns:cx5="http://schemas.microsoft.com/office/drawing/2016/5/11/chartex" xmlns:mc="http://schemas.openxmlformats.org/markup-compatibility/2006" xmlns:o="urn:schemas-microsoft-com:office:office" xmlns:r="http://schemas.openxmlformats.org/officeDocument/2006/relationships" xmlns:m="http://schemas.openxmlformats.org/officeDocument/2006/math" xmlns:v="urn:schemas-microsoft-com:vml" xmlns:wp14="http://schemas.microsoft.com/office/word/2010/wordprocessingDrawing" xmlns:wp="http://schemas.openxmlformats.org/drawingml/2006/wordprocessingDrawing" xmlns:w10="urn:schemas-microsoft-com:office:word" xmlns:w="http://schemas.openxmlformats.org/wordprocessingml/2006/main" xmlns:w14="http://schemas.microsoft.com/office/word/2010/wordml" xmlns:w15="http://schemas.microsoft.com/office/word/2012/wordml" xmlns:wne="http://schemas.microsoft.com/office/word/2006/wordml" xmlns:wpg="http://schemas.microsoft.com/office/word/2010/wordprocessingGroup" xmlns:wpi="http://schemas.microsoft.com/office/word/2010/wordprocessingInk" xmlns:wps="http://schemas.microsoft.com/office/word/2010/wordprocessingShape" mc:Ignorable="w14 w15 wp14">
   <w:p>
+    <w:r>
+      <w:rPr>
+        <w:b/>
+        <w:color w:val="FF0000"/>
+        <w:sz w:val="24"/>
+      </w:rPr>
+      <w:t>Evaluation Only. Created with Aspose.Words. Copyright 2003-2026 Aspose Pty Ltd.</w:t>
+    </w:r>
+  </w:p>
+  <w:p>
     <w:pPr>
       <w:pStyle w:val="Footer"/>
     </w:pPr>
@@ -726,6 +781,54 @@
     <w:pPr>
       <w:pStyle w:val="Header"/>
     </w:pPr>
+    <w:r>
+      <w:drawing>
+        <wp:anchor simplePos="0" relativeHeight="251658240" behindDoc="1" locked="0" layoutInCell="1" allowOverlap="1">
+          <wp:simplePos x="0" y="0"/>
+          <wp:positionH relativeFrom="margin">
+            <wp:align>center</wp:align>
+          </wp:positionH>
+          <wp:positionV relativeFrom="margin">
+            <wp:align>center</wp:align>
+          </wp:positionV>
+          <wp:extent cx="6400800" cy="3478696"/>
+          <wp:wrapNone/>
+          <wp:docPr id="100001" name=""/>
+          <wp:cNvGraphicFramePr>
+            <a:graphicFrameLocks xmlns:a="http://schemas.openxmlformats.org/drawingml/2006/main" noChangeAspect="1"/>
+          </wp:cNvGraphicFramePr>
+          <a:graphic xmlns:a="http://schemas.openxmlformats.org/drawingml/2006/main">
+            <a:graphicData uri="http://schemas.openxmlformats.org/drawingml/2006/picture">
+              <pic:pic xmlns:pic="http://schemas.openxmlformats.org/drawingml/2006/picture">
+                <pic:nvPicPr>
+                  <pic:cNvPr id="100001" name=""/>
+                  <pic:cNvPicPr>
+                    <a:picLocks noChangeAspect="1"/>
+                  </pic:cNvPicPr>
+                </pic:nvPicPr>
+                <pic:blipFill>
+                  <a:blip xmlns:r="http://schemas.openxmlformats.org/officeDocument/2006/relationships" r:embed="DeterministicId1">
+                    <a:lum bright="70000" contrast="-70000"/>
+                  </a:blip>
+                  <a:stretch>
+                    <a:fillRect/>
+                  </a:stretch>
+                </pic:blipFill>
+                <pic:spPr>
+                  <a:xfrm>
+                    <a:off x="0" y="0"/>
+                    <a:ext cx="6400800" cy="3478696"/>
+                  </a:xfrm>
+                  <a:prstGeom prst="rect">
+                    <a:avLst/>
+                  </a:prstGeom>
+                </pic:spPr>
+              </pic:pic>
+            </a:graphicData>
+          </a:graphic>
+        </wp:anchor>
+      </w:drawing>
+    </w:r>
   </w:p>
 </w:hdr>
 </file>
@@ -736,6 +839,54 @@
     <w:pPr>
       <w:pStyle w:val="Header"/>
     </w:pPr>
+    <w:r>
+      <w:drawing>
+        <wp:anchor simplePos="0" relativeHeight="251659264" behindDoc="1" locked="0" layoutInCell="1" allowOverlap="1">
+          <wp:simplePos x="0" y="0"/>
+          <wp:positionH relativeFrom="margin">
+            <wp:align>center</wp:align>
+          </wp:positionH>
+          <wp:positionV relativeFrom="margin">
+            <wp:align>center</wp:align>
+          </wp:positionV>
+          <wp:extent cx="6400800" cy="3478696"/>
+          <wp:wrapNone/>
+          <wp:docPr id="100003" name=""/>
+          <wp:cNvGraphicFramePr>
+            <a:graphicFrameLocks xmlns:a="http://schemas.openxmlformats.org/drawingml/2006/main" noChangeAspect="1"/>
+          </wp:cNvGraphicFramePr>
+          <a:graphic xmlns:a="http://schemas.openxmlformats.org/drawingml/2006/main">
+            <a:graphicData uri="http://schemas.openxmlformats.org/drawingml/2006/picture">
+              <pic:pic xmlns:pic="http://schemas.openxmlformats.org/drawingml/2006/picture">
+                <pic:nvPicPr>
+                  <pic:cNvPr id="100003" name=""/>
+                  <pic:cNvPicPr>
+                    <a:picLocks noChangeAspect="1"/>
+                  </pic:cNvPicPr>
+                </pic:nvPicPr>
+                <pic:blipFill>
+                  <a:blip xmlns:r="http://schemas.openxmlformats.org/officeDocument/2006/relationships" r:embed="DeterministicId1">
+                    <a:lum bright="70000" contrast="-70000"/>
+                  </a:blip>
+                  <a:stretch>
+                    <a:fillRect/>
+                  </a:stretch>
+                </pic:blipFill>
+                <pic:spPr>
+                  <a:xfrm>
+                    <a:off x="0" y="0"/>
+                    <a:ext cx="6400800" cy="3478696"/>
+                  </a:xfrm>
+                  <a:prstGeom prst="rect">
+                    <a:avLst/>
+                  </a:prstGeom>
+                </pic:spPr>
+              </pic:pic>
+            </a:graphicData>
+          </a:graphic>
+        </wp:anchor>
+      </w:drawing>
+    </w:r>
   </w:p>
 </w:hdr>
 </file>
@@ -746,6 +897,54 @@
     <w:pPr>
       <w:pStyle w:val="Header"/>
     </w:pPr>
+    <w:r>
+      <w:drawing>
+        <wp:anchor simplePos="0" relativeHeight="251660288" behindDoc="1" locked="0" layoutInCell="1" allowOverlap="1">
+          <wp:simplePos x="0" y="0"/>
+          <wp:positionH relativeFrom="margin">
+            <wp:align>center</wp:align>
+          </wp:positionH>
+          <wp:positionV relativeFrom="margin">
+            <wp:align>center</wp:align>
+          </wp:positionV>
+          <wp:extent cx="6400800" cy="3478696"/>
+          <wp:wrapNone/>
+          <wp:docPr id="100005" name=""/>
+          <wp:cNvGraphicFramePr>
+            <a:graphicFrameLocks xmlns:a="http://schemas.openxmlformats.org/drawingml/2006/main" noChangeAspect="1"/>
+          </wp:cNvGraphicFramePr>
+          <a:graphic xmlns:a="http://schemas.openxmlformats.org/drawingml/2006/main">
+            <a:graphicData uri="http://schemas.openxmlformats.org/drawingml/2006/picture">
+              <pic:pic xmlns:pic="http://schemas.openxmlformats.org/drawingml/2006/picture">
+                <pic:nvPicPr>
+                  <pic:cNvPr id="100005" name=""/>
+                  <pic:cNvPicPr>
+                    <a:picLocks noChangeAspect="1"/>
+                  </pic:cNvPicPr>
+                </pic:nvPicPr>
+                <pic:blipFill>
+                  <a:blip xmlns:r="http://schemas.openxmlformats.org/officeDocument/2006/relationships" r:embed="DeterministicId1">
+                    <a:lum bright="70000" contrast="-70000"/>
+                  </a:blip>
+                  <a:stretch>
+                    <a:fillRect/>
+                  </a:stretch>
+                </pic:blipFill>
+                <pic:spPr>
+                  <a:xfrm>
+                    <a:off x="0" y="0"/>
+                    <a:ext cx="6400800" cy="3478696"/>
+                  </a:xfrm>
+                  <a:prstGeom prst="rect">
+                    <a:avLst/>
+                  </a:prstGeom>
+                </pic:spPr>
+              </pic:pic>
+            </a:graphicData>
+          </a:graphic>
+        </wp:anchor>
+      </w:drawing>
+    </w:r>
   </w:p>
 </w:hdr>
 </file>

--- a/src/Tests/Samples.VerifyWord.verified.docx
+++ b/src/Tests/Samples.VerifyWord.verified.docx
@@ -1,7 +1,7 @@
 
 <file path=word/document.xml><?xml version="1.0" encoding="utf-8"?>
 <w:document xmlns:wpc="http://schemas.microsoft.com/office/word/2010/wordprocessingCanvas" xmlns:cx="http://schemas.microsoft.com/office/drawing/2014/chartex" xmlns:cx1="http://schemas.microsoft.com/office/drawing/2015/9/8/chartex" xmlns:cx2="http://schemas.microsoft.com/office/drawing/2015/10/21/chartex" xmlns:cx3="http://schemas.microsoft.com/office/drawing/2016/5/9/chartex" xmlns:cx4="http://schemas.microsoft.com/office/drawing/2016/5/10/chartex" xmlns:cx5="http://schemas.microsoft.com/office/drawing/2016/5/11/chartex" xmlns:mc="http://schemas.openxmlformats.org/markup-compatibility/2006" xmlns:o="urn:schemas-microsoft-com:office:office" xmlns:r="http://schemas.openxmlformats.org/officeDocument/2006/relationships" xmlns:m="http://schemas.openxmlformats.org/officeDocument/2006/math" xmlns:v="urn:schemas-microsoft-com:vml" xmlns:wp14="http://schemas.microsoft.com/office/word/2010/wordprocessingDrawing" xmlns:wp="http://schemas.openxmlformats.org/drawingml/2006/wordprocessingDrawing" xmlns:w10="urn:schemas-microsoft-com:office:word" xmlns:w="http://schemas.openxmlformats.org/wordprocessingml/2006/main" xmlns:w14="http://schemas.microsoft.com/office/word/2010/wordml" xmlns:w15="http://schemas.microsoft.com/office/word/2012/wordml" xmlns:wne="http://schemas.microsoft.com/office/word/2006/wordml" xmlns:wpg="http://schemas.microsoft.com/office/word/2010/wordprocessingGroup" xmlns:wpi="http://schemas.microsoft.com/office/word/2010/wordprocessingInk" xmlns:wps="http://schemas.microsoft.com/office/word/2010/wordprocessingShape" mc:Ignorable="w14 w15 wp14">
-  <!-- Generated by Aspose.Words for .NET 26.9.0 -->
+  <!-- Generated by Aspose.Words for .NET 26.10.0 -->
   <w:body>
     <w:p>
       <w:pPr>
